--- a/Assignment 10/Assignment No 10.docx
+++ b/Assignment 10/Assignment No 10.docx
@@ -20,17 +20,8 @@
           <w:sz w:val="28"/>
           <w:szCs w:val="28"/>
         </w:rPr>
-        <w:t>Assignment No. 9</w:t>
-      </w:r>
-    </w:p>
-    <w:p>
-      <w:pPr>
-        <w:spacing w:line="360" w:lineRule="auto"/>
-        <w:rPr>
-          <w:sz w:val="28"/>
-          <w:szCs w:val="28"/>
-        </w:rPr>
-      </w:pPr>
+        <w:t xml:space="preserve">Assignment No. </w:t>
+      </w:r>
       <w:r>
         <w:rPr>
           <w:b/>
@@ -38,14 +29,7 @@
           <w:sz w:val="28"/>
           <w:szCs w:val="28"/>
         </w:rPr>
-        <w:t xml:space="preserve">Title: </w:t>
-      </w:r>
-      <w:r>
-        <w:rPr>
-          <w:sz w:val="28"/>
-          <w:szCs w:val="28"/>
-        </w:rPr>
-        <w:t>Custom Application (Mini Project) using Sales force Cloud.</w:t>
+        <w:t>10</w:t>
       </w:r>
     </w:p>
     <w:p>
@@ -63,28 +47,14 @@
           <w:sz w:val="28"/>
           <w:szCs w:val="28"/>
         </w:rPr>
-        <w:t xml:space="preserve">Problem Statement: </w:t>
-      </w:r>
-      <w:r>
-        <w:rPr>
-          <w:sz w:val="28"/>
-          <w:szCs w:val="28"/>
-        </w:rPr>
-        <w:t>Design and develop custom Application (Mini Project) using Sales force</w:t>
-      </w:r>
-      <w:r>
-        <w:rPr>
-          <w:sz w:val="28"/>
-          <w:szCs w:val="28"/>
-        </w:rPr>
-        <w:t xml:space="preserve"> </w:t>
-      </w:r>
-      <w:r>
-        <w:rPr>
-          <w:sz w:val="28"/>
-          <w:szCs w:val="28"/>
-        </w:rPr>
-        <w:t>Cloud.</w:t>
+        <w:t xml:space="preserve">Title: </w:t>
+      </w:r>
+      <w:r>
+        <w:rPr>
+          <w:sz w:val="28"/>
+          <w:szCs w:val="28"/>
+        </w:rPr>
+        <w:t>Custom Application (Mini Project) using Sales force Cloud.</w:t>
       </w:r>
     </w:p>
     <w:p>
@@ -102,15 +72,24 @@
           <w:sz w:val="28"/>
           <w:szCs w:val="28"/>
         </w:rPr>
-        <w:t xml:space="preserve">Objective: </w:t>
-      </w:r>
-      <w:r>
-        <w:rPr>
-          <w:sz w:val="28"/>
-          <w:szCs w:val="28"/>
-        </w:rPr>
-        <w:t>To develop custom application (Mini Project) using salesforce</w:t>
-      </w:r>
+        <w:t xml:space="preserve">Problem Statement: </w:t>
+      </w:r>
+      <w:r>
+        <w:rPr>
+          <w:sz w:val="28"/>
+          <w:szCs w:val="28"/>
+        </w:rPr>
+        <w:t>Design and develop custom Application (Mini Project) using Sales force Cloud.</w:t>
+      </w:r>
+    </w:p>
+    <w:p>
+      <w:pPr>
+        <w:spacing w:line="360" w:lineRule="auto"/>
+        <w:rPr>
+          <w:sz w:val="28"/>
+          <w:szCs w:val="28"/>
+        </w:rPr>
+      </w:pPr>
       <w:r>
         <w:rPr>
           <w:b/>
@@ -118,24 +97,15 @@
           <w:sz w:val="28"/>
           <w:szCs w:val="28"/>
         </w:rPr>
-        <w:t xml:space="preserve"> </w:t>
-      </w:r>
-      <w:r>
-        <w:rPr>
-          <w:sz w:val="28"/>
-          <w:szCs w:val="28"/>
-        </w:rPr>
-        <w:t>cloud</w:t>
-      </w:r>
-    </w:p>
-    <w:p>
-      <w:pPr>
-        <w:spacing w:line="360" w:lineRule="auto"/>
-        <w:rPr>
-          <w:sz w:val="28"/>
-          <w:szCs w:val="28"/>
-        </w:rPr>
-      </w:pPr>
+        <w:t xml:space="preserve">Objective: </w:t>
+      </w:r>
+      <w:r>
+        <w:rPr>
+          <w:sz w:val="28"/>
+          <w:szCs w:val="28"/>
+        </w:rPr>
+        <w:t>To develop custom application (Mini Project) using salesforce</w:t>
+      </w:r>
       <w:r>
         <w:rPr>
           <w:b/>
@@ -143,8 +113,24 @@
           <w:sz w:val="28"/>
           <w:szCs w:val="28"/>
         </w:rPr>
-        <w:t>Outcome:</w:t>
-      </w:r>
+        <w:t xml:space="preserve"> </w:t>
+      </w:r>
+      <w:r>
+        <w:rPr>
+          <w:sz w:val="28"/>
+          <w:szCs w:val="28"/>
+        </w:rPr>
+        <w:t>cloud</w:t>
+      </w:r>
+    </w:p>
+    <w:p>
+      <w:pPr>
+        <w:spacing w:line="360" w:lineRule="auto"/>
+        <w:rPr>
+          <w:sz w:val="28"/>
+          <w:szCs w:val="28"/>
+        </w:rPr>
+      </w:pPr>
       <w:r>
         <w:rPr>
           <w:b/>
@@ -152,7 +138,7 @@
           <w:sz w:val="28"/>
           <w:szCs w:val="28"/>
         </w:rPr>
-        <w:t xml:space="preserve"> </w:t>
+        <w:t xml:space="preserve">Outcome: </w:t>
       </w:r>
       <w:r>
         <w:rPr>
@@ -193,6 +179,123 @@
           <w:sz w:val="28"/>
           <w:szCs w:val="28"/>
         </w:rPr>
+        <w:t>Theory:</w:t>
+      </w:r>
+    </w:p>
+    <w:p>
+      <w:pPr>
+        <w:spacing w:line="360" w:lineRule="auto"/>
+        <w:rPr>
+          <w:sz w:val="28"/>
+          <w:szCs w:val="28"/>
+        </w:rPr>
+      </w:pPr>
+      <w:r>
+        <w:rPr>
+          <w:sz w:val="28"/>
+          <w:szCs w:val="28"/>
+        </w:rPr>
+        <w:t xml:space="preserve">Salesforce is a cloud-based Customer Relationship Management (CRM) platform that allows users to create custom applications using declarative tools and programmatic logic. Apex is a strongly typed, object-oriented programming language used in Salesforce to execute business logic on the Salesforce </w:t>
+      </w:r>
+    </w:p>
+    <w:p>
+      <w:pPr>
+        <w:spacing w:line="360" w:lineRule="auto"/>
+        <w:rPr>
+          <w:sz w:val="28"/>
+          <w:szCs w:val="28"/>
+        </w:rPr>
+      </w:pPr>
+      <w:r>
+        <w:rPr>
+          <w:sz w:val="28"/>
+          <w:szCs w:val="28"/>
+        </w:rPr>
+        <w:t>platform.</w:t>
+      </w:r>
+    </w:p>
+    <w:p>
+      <w:pPr>
+        <w:spacing w:line="360" w:lineRule="auto"/>
+        <w:rPr>
+          <w:sz w:val="28"/>
+          <w:szCs w:val="28"/>
+        </w:rPr>
+      </w:pPr>
+      <w:r>
+        <w:rPr>
+          <w:sz w:val="28"/>
+          <w:szCs w:val="28"/>
+        </w:rPr>
+        <w:t>Custom objects in Salesforce function similarly to database tables. Each custom object stores records and fields. In Apex, custom objects are referenced using the API name followed by __c. For example, a custom object named “Student” becomes Student__c in Apex.</w:t>
+      </w:r>
+    </w:p>
+    <w:p>
+      <w:pPr>
+        <w:spacing w:line="360" w:lineRule="auto"/>
+        <w:rPr>
+          <w:sz w:val="28"/>
+          <w:szCs w:val="28"/>
+        </w:rPr>
+      </w:pPr>
+      <w:r>
+        <w:rPr>
+          <w:sz w:val="28"/>
+          <w:szCs w:val="28"/>
+        </w:rPr>
+        <w:t>Apex supports database operations using DML (Data Manipulation Language) statements such as insert, update, and delete. Data retrieval is performed using SOQL (Salesforce Object Query Language), which is similar to SQL but specifically designed for Salesforce objects.</w:t>
+      </w:r>
+    </w:p>
+    <w:p>
+      <w:pPr>
+        <w:spacing w:line="360" w:lineRule="auto"/>
+        <w:rPr>
+          <w:sz w:val="28"/>
+          <w:szCs w:val="28"/>
+        </w:rPr>
+      </w:pPr>
+      <w:r>
+        <w:rPr>
+          <w:sz w:val="28"/>
+          <w:szCs w:val="28"/>
+        </w:rPr>
+        <w:t>The Developer Console provides an environment to write, execute, and debug Apex code.</w:t>
+      </w:r>
+    </w:p>
+    <w:p>
+      <w:pPr>
+        <w:spacing w:line="360" w:lineRule="auto"/>
+        <w:rPr>
+          <w:sz w:val="28"/>
+          <w:szCs w:val="28"/>
+        </w:rPr>
+      </w:pPr>
+      <w:r>
+        <w:rPr>
+          <w:sz w:val="28"/>
+          <w:szCs w:val="28"/>
+        </w:rPr>
+        <w:t>The “Execute Anonymous” feature allows developers to test Apex code without creating a permanent method</w:t>
+      </w:r>
+    </w:p>
+    <w:p>
+      <w:pPr>
+        <w:spacing w:line="360" w:lineRule="auto"/>
+        <w:rPr>
+          <w:b/>
+          <w:bCs/>
+          <w:sz w:val="28"/>
+          <w:szCs w:val="28"/>
+        </w:rPr>
+      </w:pPr>
+      <w:r>
+        <w:rPr>
+          <w:b/>
+          <w:bCs/>
+          <w:sz w:val="28"/>
+          <w:szCs w:val="28"/>
+        </w:rPr>
+        <w:lastRenderedPageBreak/>
         <w:t>Procedure:</w:t>
       </w:r>
     </w:p>
@@ -276,48 +379,11 @@
           <w:szCs w:val="28"/>
         </w:rPr>
       </w:pPr>
-    </w:p>
-    <w:p>
-      <w:pPr>
-        <w:spacing w:line="360" w:lineRule="auto"/>
-        <w:rPr>
-          <w:sz w:val="28"/>
-          <w:szCs w:val="28"/>
-        </w:rPr>
-      </w:pPr>
-    </w:p>
-    <w:p>
-      <w:pPr>
-        <w:spacing w:line="360" w:lineRule="auto"/>
-        <w:rPr>
-          <w:sz w:val="28"/>
-          <w:szCs w:val="28"/>
-        </w:rPr>
-      </w:pPr>
-    </w:p>
-    <w:p>
-      <w:pPr>
-        <w:spacing w:line="360" w:lineRule="auto"/>
-        <w:rPr>
-          <w:sz w:val="28"/>
-          <w:szCs w:val="28"/>
-        </w:rPr>
-      </w:pPr>
-    </w:p>
-    <w:p>
-      <w:pPr>
-        <w:spacing w:line="360" w:lineRule="auto"/>
-        <w:rPr>
-          <w:sz w:val="28"/>
-          <w:szCs w:val="28"/>
-        </w:rPr>
-      </w:pPr>
-      <w:r>
-        <w:rPr>
-          <w:sz w:val="28"/>
-          <w:szCs w:val="28"/>
-        </w:rPr>
-        <w:lastRenderedPageBreak/>
+      <w:r>
+        <w:rPr>
+          <w:sz w:val="28"/>
+          <w:szCs w:val="28"/>
+        </w:rPr>
         <w:t>Step 2: After this you will reach the Dashboard</w:t>
       </w:r>
     </w:p>
@@ -396,6 +462,7 @@
           <w:sz w:val="28"/>
           <w:szCs w:val="28"/>
         </w:rPr>
+        <w:lastRenderedPageBreak/>
         <w:t>Step 3: Create custom object for Task Manager</w:t>
       </w:r>
     </w:p>
@@ -486,7 +553,6 @@
           <w:sz w:val="28"/>
           <w:szCs w:val="28"/>
         </w:rPr>
-        <w:lastRenderedPageBreak/>
         <w:t>Step 4: Create the fields Description, Priority, Status and Due Date</w:t>
       </w:r>
       <w:r>
@@ -625,7 +691,6 @@
         <w:rPr>
           <w:noProof/>
         </w:rPr>
-        <w:lastRenderedPageBreak/>
         <w:drawing>
           <wp:inline distT="0" distB="0" distL="0" distR="0" wp14:anchorId="4162A039" wp14:editId="75659748">
             <wp:extent cx="5731510" cy="3582035"/>
@@ -684,11 +749,21 @@
           <w:szCs w:val="28"/>
         </w:rPr>
       </w:pPr>
-      <w:r>
-        <w:rPr>
-          <w:sz w:val="28"/>
-          <w:szCs w:val="28"/>
-        </w:rPr>
+    </w:p>
+    <w:p>
+      <w:pPr>
+        <w:spacing w:line="360" w:lineRule="auto"/>
+        <w:rPr>
+          <w:sz w:val="28"/>
+          <w:szCs w:val="28"/>
+        </w:rPr>
+      </w:pPr>
+      <w:r>
+        <w:rPr>
+          <w:sz w:val="28"/>
+          <w:szCs w:val="28"/>
+        </w:rPr>
+        <w:lastRenderedPageBreak/>
         <w:t xml:space="preserve">Step </w:t>
       </w:r>
       <w:r>
@@ -778,21 +853,11 @@
           <w:szCs w:val="28"/>
         </w:rPr>
       </w:pPr>
-    </w:p>
-    <w:p>
-      <w:pPr>
-        <w:spacing w:line="360" w:lineRule="auto"/>
-        <w:rPr>
-          <w:sz w:val="28"/>
-          <w:szCs w:val="28"/>
-        </w:rPr>
-      </w:pPr>
-      <w:r>
-        <w:rPr>
-          <w:sz w:val="28"/>
-          <w:szCs w:val="28"/>
-        </w:rPr>
-        <w:lastRenderedPageBreak/>
+      <w:r>
+        <w:rPr>
+          <w:sz w:val="28"/>
+          <w:szCs w:val="28"/>
+        </w:rPr>
         <w:t>Step 6: Create Apex Trigger</w:t>
       </w:r>
     </w:p>
@@ -871,6 +936,7 @@
           <w:sz w:val="28"/>
           <w:szCs w:val="28"/>
         </w:rPr>
+        <w:lastRenderedPageBreak/>
         <w:t>Step 7: Create App</w:t>
       </w:r>
       <w:r>
@@ -965,7 +1031,6 @@
           <w:sz w:val="28"/>
           <w:szCs w:val="28"/>
         </w:rPr>
-        <w:lastRenderedPageBreak/>
         <w:t>Step 8: Add Tab ‘Task’</w:t>
       </w:r>
     </w:p>
@@ -1044,6 +1109,7 @@
           <w:sz w:val="28"/>
           <w:szCs w:val="28"/>
         </w:rPr>
+        <w:lastRenderedPageBreak/>
         <w:t>Step 9: Create Apex Controller class</w:t>
       </w:r>
     </w:p>
@@ -1118,24 +1184,7 @@
           <w:sz w:val="28"/>
           <w:szCs w:val="28"/>
         </w:rPr>
-        <w:lastRenderedPageBreak/>
-        <w:t xml:space="preserve">Step 10: Create </w:t>
-      </w:r>
-      <w:proofErr w:type="spellStart"/>
-      <w:r>
-        <w:rPr>
-          <w:sz w:val="28"/>
-          <w:szCs w:val="28"/>
-        </w:rPr>
-        <w:t>VisualForce</w:t>
-      </w:r>
-      <w:proofErr w:type="spellEnd"/>
-      <w:r>
-        <w:rPr>
-          <w:sz w:val="28"/>
-          <w:szCs w:val="28"/>
-        </w:rPr>
-        <w:t xml:space="preserve"> Page</w:t>
+        <w:t>Step 10: Create VisualForce Page</w:t>
       </w:r>
     </w:p>
     <w:p>
@@ -1200,6 +1249,7 @@
           <w:sz w:val="28"/>
           <w:szCs w:val="28"/>
         </w:rPr>
+        <w:lastRenderedPageBreak/>
         <w:t>Step 11: Preview App</w:t>
       </w:r>
     </w:p>
@@ -1263,6 +1313,31 @@
             </a:graphic>
           </wp:inline>
         </w:drawing>
+      </w:r>
+    </w:p>
+    <w:p>
+      <w:pPr>
+        <w:spacing w:line="360" w:lineRule="auto"/>
+        <w:rPr>
+          <w:sz w:val="28"/>
+          <w:szCs w:val="28"/>
+        </w:rPr>
+      </w:pPr>
+      <w:r>
+        <w:rPr>
+          <w:b/>
+          <w:bCs/>
+          <w:sz w:val="28"/>
+          <w:szCs w:val="28"/>
+        </w:rPr>
+        <w:t xml:space="preserve">Conclusion: </w:t>
+      </w:r>
+      <w:r>
+        <w:rPr>
+          <w:sz w:val="28"/>
+          <w:szCs w:val="28"/>
+        </w:rPr>
+        <w:t>Hence, we have successfully created an custom application on sales force cloud.</w:t>
       </w:r>
     </w:p>
     <w:sectPr>
@@ -1879,6 +1954,7 @@
   <w:style w:type="character" w:default="1" w:styleId="DefaultParagraphFont">
     <w:name w:val="Default Paragraph Font"/>
     <w:uiPriority w:val="1"/>
+    <w:semiHidden/>
     <w:unhideWhenUsed/>
   </w:style>
   <w:style w:type="table" w:default="1" w:styleId="TableNormal">
